--- a/LaTex模板更新说明2026.05.17.docx
+++ b/LaTex模板更新说明2026.05.17.docx
@@ -505,11 +505,6 @@
     </w:p>
     <w:bookmarkEnd w:id="0"/>
     <w:p>
-      <w:pPr>
-        <w:rPr>
-          <w:rFonts w:hint="eastAsia"/>
-        </w:rPr>
-      </w:pPr>
       <w:r>
         <w:t>202</w:t>
       </w:r>
@@ -571,6 +566,7 @@
         </w:rPr>
         <w:t>新增双盲一键切换版本，切换方式：修改</w:t>
       </w:r>
+      <w:bookmarkStart w:id="1" w:name="OLE_LINK5"/>
       <w:proofErr w:type="spellStart"/>
       <w:r>
         <w:rPr>
@@ -621,11 +617,6 @@
       <w:proofErr w:type="spellEnd"/>
     </w:p>
     <w:p>
-      <w:pPr>
-        <w:rPr>
-          <w:rFonts w:hint="eastAsia"/>
-        </w:rPr>
-      </w:pPr>
       <w:r>
         <w:rPr>
           <w:rFonts w:hint="eastAsia"/>
@@ -702,11 +693,8 @@
       </w:r>
     </w:p>
     <w:p>
-      <w:pPr>
-        <w:rPr>
-          <w:rFonts w:hint="eastAsia"/>
-        </w:rPr>
-      </w:pPr>
+      <w:bookmarkStart w:id="2" w:name="OLE_LINK6"/>
+      <w:bookmarkEnd w:id="1"/>
       <w:r>
         <w:rPr>
           <w:rFonts w:hint="eastAsia"/>
@@ -719,23 +707,19 @@
           <w:rFonts w:hint="eastAsia"/>
           <w:highlight w:val="yellow"/>
         </w:rPr>
-        <w:t>成果、致谢等信息。</w:t>
-      </w:r>
-    </w:p>
-    <w:p>
-      <w:pPr>
-        <w:rPr>
-          <w:rFonts w:hint="eastAsia"/>
-        </w:rPr>
-      </w:pPr>
-    </w:p>
-    <w:p>
-      <w:pPr>
-        <w:rPr>
-          <w:rFonts w:hint="eastAsia"/>
-        </w:rPr>
-      </w:pPr>
-    </w:p>
+        <w:t>成果、致谢等信息</w:t>
+      </w:r>
+      <w:bookmarkEnd w:id="2"/>
+      <w:r>
+        <w:rPr>
+          <w:rFonts w:hint="eastAsia"/>
+          <w:highlight w:val="yellow"/>
+        </w:rPr>
+        <w:t>。</w:t>
+      </w:r>
+    </w:p>
+    <w:p/>
+    <w:p/>
     <w:sectPr>
       <w:pgSz w:w="11906" w:h="16838"/>
       <w:pgMar w:top="1440" w:right="1800" w:bottom="1440" w:left="1800" w:header="851" w:footer="992" w:gutter="0"/>
@@ -1186,6 +1170,7 @@
   <w:style w:type="character" w:default="1" w:styleId="a0">
     <w:name w:val="Default Paragraph Font"/>
     <w:uiPriority w:val="1"/>
+    <w:semiHidden/>
     <w:unhideWhenUsed/>
   </w:style>
   <w:style w:type="table" w:default="1" w:styleId="a1">
